--- a/courts/ninth-circuit/nevada/state/supreme-court/petition-for-discretionary-review/usage/OUTPUT-petition-for-discretionary-review.docx
+++ b/courts/ninth-circuit/nevada/state/supreme-court/petition-for-discretionary-review/usage/OUTPUT-petition-for-discretionary-review.docx
@@ -1941,7 +1941,7 @@
         <w:t xml:space="preserve">Fondi v. Fondi</w:t>
       </w:r>
       <w:r>
-        <w:t xml:space="preserve">, 106 Nev. 856, 802 P.2d 1264 (1990). . . . Should Erich select to accept military disability payments, Erich shall reimburse Raina for any amount that her share of the pension is reduced due to the disability status.</w:t>
+        <w:t xml:space="preserve">, 106 Nev. 856, 802 P.2d 1264 (1990). . . . Should Erich select to accept military disability payments, Erich shall reimburse Raina for any amount that her share of the pension is reduced due to the disability status.</w:t>
       </w:r>
       <w:r>
         <w:rPr>
@@ -2023,7 +2023,7 @@
         <w:pStyle w:val="XdQuote"/>
       </w:pPr>
       <w:r>
-        <w:t xml:space="preserve">. . . .</w:t>
+        <w:t xml:space="preserve">. . . .</w:t>
       </w:r>
     </w:p>
     <w:p>
@@ -3972,7 +3972,7 @@
         <w:pStyle w:val="BodyText"/>
       </w:pPr>
       <w:r>
-        <w:t xml:space="preserve">When, as here, the majority of community property is the benefits expected from military retirement, it is impossible to achieve an equal division if the member subsequently waives the entirety of his pension benefits for a disability award without a mechanism to “take account of the contingency that some military retirement pay might be waived, or . . . take account of reductions in value” as the</w:t>
+        <w:t xml:space="preserve">When, as here, the majority of community property is the benefits expected from military retirement, it is impossible to achieve an equal division if the member subsequently waives the entirety of his pension benefits for a disability award without a mechanism to “take account of the contingency that some military retirement pay might be waived, or . . . take account of reductions in value” as the</w:t>
       </w:r>
       <w:r>
         <w:t xml:space="preserve"> </w:t>
@@ -6765,7 +6765,7 @@
         <w:t xml:space="preserve"> </w:t>
       </w:r>
       <w:r>
-        <w:t xml:space="preserve">See https://www.nclamp.gov/​publications/​silent-partners/​the-death-of-indemnification/. See also Victoria Arends, Military Pension Division Cases Post-Howell: Missing the Mark, or Hitting the Target 31 JOURNAL OF THE AMERICAN ACADEMY OF MATRIMONIAL LAWYERS, at 513 (AAML 2019); State Court Treatment of Military and Veteran’s Disability Benefits: A 2004 Update, National Research Group, Inc., at https://www.divorcesource.com/​research/​dl/​military/04may76.shtml.</w:t>
+        <w:t xml:space="preserve">See https://​www.​nclamp.​gov/​​publications/​​silent-​partners/​​the-​death-​of-​indemnification/​. See also Victoria Arends, Military Pension Division Cases Post-Howell: Missing the Mark, or Hitting the Target 31 JOURNAL OF THE AMERICAN ACADEMY OF MATRIMONIAL LAWYERS, at 513 (AAML 2019); State Court Treatment of Military and Veteran’s Disability Benefits: A 2004 Update, National Research Group, Inc., at https://​www.​divorcesource.​com/​​research/​​dl/​​military/​04may76.​shtml.</w:t>
       </w:r>
     </w:p>
   </w:footnote>
@@ -8036,6 +8036,7 @@
     <w:unhideWhenUsed/>
     <w:qFormat/>
     <w:pPr>
+      <w:keepLines/>
       <w:spacing w:before="0" w:after="140" w:line="322" w:lineRule="exact"/>
     </w:pPr>
     <w:rPr>
@@ -8286,6 +8287,33 @@
     <w:pPr>
       <w:spacing w:before="0" w:after="0" w:line="322" w:lineRule="exact"/>
       <w:ind w:left="2160" w:hanging="720"/>
+    </w:pPr>
+  </w:style>
+  <w:style w:type="paragraph" w:customStyle="1" w:styleId="XdQuoteList1">
+    <w:name w:val="Xd Quote List 1"/>
+    <w:basedOn w:val="Normal"/>
+    <w:qFormat/>
+    <w:pPr>
+      <w:spacing w:before="0" w:after="0" w:line="322" w:lineRule="exact"/>
+      <w:ind w:left="1440" w:right="720" w:hanging="720"/>
+    </w:pPr>
+  </w:style>
+  <w:style w:type="paragraph" w:customStyle="1" w:styleId="XdQuoteList2">
+    <w:name w:val="Xd Quote List 2"/>
+    <w:basedOn w:val="Normal"/>
+    <w:qFormat/>
+    <w:pPr>
+      <w:spacing w:before="0" w:after="0" w:line="322" w:lineRule="exact"/>
+      <w:ind w:left="2160" w:right="720" w:hanging="720"/>
+    </w:pPr>
+  </w:style>
+  <w:style w:type="paragraph" w:customStyle="1" w:styleId="XdQuoteList3">
+    <w:name w:val="Xd Quote List 3"/>
+    <w:basedOn w:val="Normal"/>
+    <w:qFormat/>
+    <w:pPr>
+      <w:spacing w:before="0" w:after="0" w:line="322" w:lineRule="exact"/>
+      <w:ind w:left="2880" w:right="720" w:hanging="720"/>
     </w:pPr>
   </w:style>
   <w:style w:type="paragraph" w:customStyle="1" w:styleId="XdQuote">

--- a/courts/ninth-circuit/nevada/state/supreme-court/petition-for-discretionary-review/usage/OUTPUT-petition-for-discretionary-review.docx
+++ b/courts/ninth-circuit/nevada/state/supreme-court/petition-for-discretionary-review/usage/OUTPUT-petition-for-discretionary-review.docx
@@ -1941,7 +1941,7 @@
         <w:t xml:space="preserve">Fondi v. Fondi</w:t>
       </w:r>
       <w:r>
-        <w:t xml:space="preserve">, 106 Nev. 856, 802 P.2d 1264 (1990). . . . Should Erich select to accept military disability payments, Erich shall reimburse Raina for any amount that her share of the pension is reduced due to the disability status.</w:t>
+        <w:t xml:space="preserve">, 106 Nev. 856, 802 P.2d 1264 (1990). ⁠. ⁠. ⁠. Should Erich select to accept military disability payments, Erich shall reimburse Raina for any amount that her share of the pension is reduced due to the disability status.</w:t>
       </w:r>
       <w:r>
         <w:rPr>
@@ -2023,7 +2023,7 @@
         <w:pStyle w:val="XdQuote"/>
       </w:pPr>
       <w:r>
-        <w:t xml:space="preserve">. . . .</w:t>
+        <w:t xml:space="preserve">. ⁠. ⁠. ⁠.</w:t>
       </w:r>
     </w:p>
     <w:p>
@@ -3972,7 +3972,7 @@
         <w:pStyle w:val="BodyText"/>
       </w:pPr>
       <w:r>
-        <w:t xml:space="preserve">When, as here, the majority of community property is the benefits expected from military retirement, it is impossible to achieve an equal division if the member subsequently waives the entirety of his pension benefits for a disability award without a mechanism to “take account of the contingency that some military retirement pay might be waived, or . . . take account of reductions in value” as the</w:t>
+        <w:t xml:space="preserve">When, as here, the majority of community property is the benefits expected from military retirement, it is impossible to achieve an equal division if the member subsequently waives the entirety of his pension benefits for a disability award without a mechanism to “take account of the contingency that some military retirement pay might be waived, or ⁠. ⁠. ⁠. take account of reductions in value” as the</w:t>
       </w:r>
       <w:r>
         <w:t xml:space="preserve"> </w:t>
